--- a/CM_Planning_and_Management_Process.docx
+++ b/CM_Planning_and_Management_Process.docx
@@ -2933,6 +2933,52 @@
     </w:p>
     <w:p>
       <w:pPr>
+        <w:spacing w:after="40" w:line="264"/>
+      </w:pPr>
+      <w:r>
+        <w:rPr>
+          <w:rFonts w:ascii="Calibri" w:cs="Calibri" w:eastAsia="Calibri" w:hAnsi="Calibri"/>
+          <w:b/>
+          <w:bCs/>
+          <w:sz w:val="22"/>
+          <w:szCs w:val="22"/>
+        </w:rPr>
+        <w:t xml:space="preserve">Inputs: </w:t>
+      </w:r>
+      <w:r>
+        <w:rPr>
+          <w:rFonts w:ascii="Calibri" w:cs="Calibri" w:eastAsia="Calibri" w:hAnsi="Calibri"/>
+          <w:sz w:val="22"/>
+          <w:szCs w:val="22"/>
+        </w:rPr>
+        <w:t xml:space="preserve">Contract and SOW; product requirements, life cycle environment, and complexity characterization; EIA-649-1A requirement set; CM Floor Register; SM-0001 risk-acceptance authority definitions.</w:t>
+      </w:r>
+    </w:p>
+    <w:p>
+      <w:pPr>
+        <w:spacing w:after="160" w:line="264"/>
+      </w:pPr>
+      <w:r>
+        <w:rPr>
+          <w:rFonts w:ascii="Calibri" w:cs="Calibri" w:eastAsia="Calibri" w:hAnsi="Calibri"/>
+          <w:b/>
+          <w:bCs/>
+          <w:sz w:val="22"/>
+          <w:szCs w:val="22"/>
+        </w:rPr>
+        <w:t xml:space="preserve">Outputs: </w:t>
+      </w:r>
+      <w:r>
+        <w:rPr>
+          <w:rFonts w:ascii="Calibri" w:cs="Calibri" w:eastAsia="Calibri" w:hAnsi="Calibri"/>
+          <w:sz w:val="22"/>
+          <w:szCs w:val="22"/>
+        </w:rPr>
+        <w:t xml:space="preserve">Documented tailoring rationale (Annex A worksheet where required); CM Floor Compliance Matrix with a disposition, evidence or risk-acceptance reference, and health check per floor item.</w:t>
+      </w:r>
+    </w:p>
+    <w:p>
+      <w:pPr>
         <w:spacing w:after="120" w:line="276"/>
       </w:pPr>
       <w:r>
@@ -3130,6 +3176,52 @@
     </w:p>
     <w:p>
       <w:pPr>
+        <w:spacing w:after="40" w:line="264"/>
+      </w:pPr>
+      <w:r>
+        <w:rPr>
+          <w:rFonts w:ascii="Calibri" w:cs="Calibri" w:eastAsia="Calibri" w:hAnsi="Calibri"/>
+          <w:b/>
+          <w:bCs/>
+          <w:sz w:val="22"/>
+          <w:szCs w:val="22"/>
+        </w:rPr>
+        <w:t xml:space="preserve">Inputs: </w:t>
+      </w:r>
+      <w:r>
+        <w:rPr>
+          <w:rFonts w:ascii="Calibri" w:cs="Calibri" w:eastAsia="Calibri" w:hAnsi="Calibri"/>
+          <w:sz w:val="22"/>
+          <w:szCs w:val="22"/>
+        </w:rPr>
+        <w:t xml:space="preserve">Tailoring basis and floor dispositions (5.1); organizational standard CM processes (Level III documents); coordination interface definitions including the SMS per SM-0001; contract and CDRL requirements.</w:t>
+      </w:r>
+    </w:p>
+    <w:p>
+      <w:pPr>
+        <w:spacing w:after="160" w:line="264"/>
+      </w:pPr>
+      <w:r>
+        <w:rPr>
+          <w:rFonts w:ascii="Calibri" w:cs="Calibri" w:eastAsia="Calibri" w:hAnsi="Calibri"/>
+          <w:b/>
+          <w:bCs/>
+          <w:sz w:val="22"/>
+          <w:szCs w:val="22"/>
+        </w:rPr>
+        <w:t xml:space="preserve">Outputs: </w:t>
+      </w:r>
+      <w:r>
+        <w:rPr>
+          <w:rFonts w:ascii="Calibri" w:cs="Calibri" w:eastAsia="Calibri" w:hAnsi="Calibri"/>
+          <w:sz w:val="22"/>
+          <w:szCs w:val="22"/>
+        </w:rPr>
+        <w:t xml:space="preserve">Acquirer-approved program CMP (DI-SESS-80858 where cited) documenting planning factors (a)–(k) and all five CM functions; documented coordination interfaces.</w:t>
+      </w:r>
+    </w:p>
+    <w:p>
+      <w:pPr>
         <w:pStyle w:val="Heading3"/>
         <w:spacing w:after="100" w:before="200"/>
       </w:pPr>
@@ -3428,6 +3520,52 @@
     </w:p>
     <w:p>
       <w:pPr>
+        <w:spacing w:after="40" w:line="264"/>
+      </w:pPr>
+      <w:r>
+        <w:rPr>
+          <w:rFonts w:ascii="Calibri" w:cs="Calibri" w:eastAsia="Calibri" w:hAnsi="Calibri"/>
+          <w:b/>
+          <w:bCs/>
+          <w:sz w:val="22"/>
+          <w:szCs w:val="22"/>
+        </w:rPr>
+        <w:t xml:space="preserve">Inputs: </w:t>
+      </w:r>
+      <w:r>
+        <w:rPr>
+          <w:rFonts w:ascii="Calibri" w:cs="Calibri" w:eastAsia="Calibri" w:hAnsi="Calibri"/>
+          <w:sz w:val="22"/>
+          <w:szCs w:val="22"/>
+        </w:rPr>
+        <w:t xml:space="preserve">CMP-defined skills and level of effort (5.2); program phase and schedule; tool environment.</w:t>
+      </w:r>
+    </w:p>
+    <w:p>
+      <w:pPr>
+        <w:spacing w:after="160" w:line="264"/>
+      </w:pPr>
+      <w:r>
+        <w:rPr>
+          <w:rFonts w:ascii="Calibri" w:cs="Calibri" w:eastAsia="Calibri" w:hAnsi="Calibri"/>
+          <w:b/>
+          <w:bCs/>
+          <w:sz w:val="22"/>
+          <w:szCs w:val="22"/>
+        </w:rPr>
+        <w:t xml:space="preserve">Outputs: </w:t>
+      </w:r>
+      <w:r>
+        <w:rPr>
+          <w:rFonts w:ascii="Calibri" w:cs="Calibri" w:eastAsia="Calibri" w:hAnsi="Calibri"/>
+          <w:sz w:val="22"/>
+          <w:szCs w:val="22"/>
+        </w:rPr>
+        <w:t xml:space="preserve">Resourced CM organization with assigned responsibilities, authority, and accountability; personnel, facility, information-system, and tool allocations; phase-driven resource reassessments.</w:t>
+      </w:r>
+    </w:p>
+    <w:p>
+      <w:pPr>
         <w:spacing w:after="120" w:line="276"/>
       </w:pPr>
       <w:r>
@@ -3525,6 +3663,52 @@
     </w:p>
     <w:p>
       <w:pPr>
+        <w:spacing w:after="40" w:line="264"/>
+      </w:pPr>
+      <w:r>
+        <w:rPr>
+          <w:rFonts w:ascii="Calibri" w:cs="Calibri" w:eastAsia="Calibri" w:hAnsi="Calibri"/>
+          <w:b/>
+          <w:bCs/>
+          <w:sz w:val="22"/>
+          <w:szCs w:val="22"/>
+        </w:rPr>
+        <w:t xml:space="preserve">Inputs: </w:t>
+      </w:r>
+      <w:r>
+        <w:rPr>
+          <w:rFonts w:ascii="Calibri" w:cs="Calibri" w:eastAsia="Calibri" w:hAnsi="Calibri"/>
+          <w:sz w:val="22"/>
+          <w:szCs w:val="22"/>
+        </w:rPr>
+        <w:t xml:space="preserve">Level I policy; program CMP (5.2).</w:t>
+      </w:r>
+    </w:p>
+    <w:p>
+      <w:pPr>
+        <w:spacing w:after="160" w:line="264"/>
+      </w:pPr>
+      <w:r>
+        <w:rPr>
+          <w:rFonts w:ascii="Calibri" w:cs="Calibri" w:eastAsia="Calibri" w:hAnsi="Calibri"/>
+          <w:b/>
+          <w:bCs/>
+          <w:sz w:val="22"/>
+          <w:szCs w:val="22"/>
+        </w:rPr>
+        <w:t xml:space="preserve">Outputs: </w:t>
+      </w:r>
+      <w:r>
+        <w:rPr>
+          <w:rFonts w:ascii="Calibri" w:cs="Calibri" w:eastAsia="Calibri" w:hAnsi="Calibri"/>
+          <w:sz w:val="22"/>
+          <w:szCs w:val="22"/>
+        </w:rPr>
+        <w:t xml:space="preserve">Level III process documents (one or more per CM function) and Level IV work procedures, maintained mutually consistent.</w:t>
+      </w:r>
+    </w:p>
+    <w:p>
+      <w:pPr>
         <w:spacing w:after="120" w:line="276"/>
       </w:pPr>
       <w:r>
@@ -3546,6 +3730,52 @@
           <w:rFonts w:ascii="Calibri" w:cs="Calibri" w:eastAsia="Calibri" w:hAnsi="Calibri"/>
         </w:rPr>
         <w:t xml:space="preserve">5.5 CM Training</w:t>
+      </w:r>
+    </w:p>
+    <w:p>
+      <w:pPr>
+        <w:spacing w:after="40" w:line="264"/>
+      </w:pPr>
+      <w:r>
+        <w:rPr>
+          <w:rFonts w:ascii="Calibri" w:cs="Calibri" w:eastAsia="Calibri" w:hAnsi="Calibri"/>
+          <w:b/>
+          <w:bCs/>
+          <w:sz w:val="22"/>
+          <w:szCs w:val="22"/>
+        </w:rPr>
+        <w:t xml:space="preserve">Inputs: </w:t>
+      </w:r>
+      <w:r>
+        <w:rPr>
+          <w:rFonts w:ascii="Calibri" w:cs="Calibri" w:eastAsia="Calibri" w:hAnsi="Calibri"/>
+          <w:sz w:val="22"/>
+          <w:szCs w:val="22"/>
+        </w:rPr>
+        <w:t xml:space="preserve">Role assignments (5.3); procedure set (5.4); process and tool changes.</w:t>
+      </w:r>
+    </w:p>
+    <w:p>
+      <w:pPr>
+        <w:spacing w:after="160" w:line="264"/>
+      </w:pPr>
+      <w:r>
+        <w:rPr>
+          <w:rFonts w:ascii="Calibri" w:cs="Calibri" w:eastAsia="Calibri" w:hAnsi="Calibri"/>
+          <w:b/>
+          <w:bCs/>
+          <w:sz w:val="22"/>
+          <w:szCs w:val="22"/>
+        </w:rPr>
+        <w:t xml:space="preserve">Outputs: </w:t>
+      </w:r>
+      <w:r>
+        <w:rPr>
+          <w:rFonts w:ascii="Calibri" w:cs="Calibri" w:eastAsia="Calibri" w:hAnsi="Calibri"/>
+          <w:sz w:val="22"/>
+          <w:szCs w:val="22"/>
+        </w:rPr>
+        <w:t xml:space="preserve">CM training plan; completed training records per individual; mentor assignments for new CM team members.</w:t>
       </w:r>
     </w:p>
     <w:p>
@@ -3665,6 +3895,52 @@
     </w:p>
     <w:p>
       <w:pPr>
+        <w:spacing w:after="40" w:line="264"/>
+      </w:pPr>
+      <w:r>
+        <w:rPr>
+          <w:rFonts w:ascii="Calibri" w:cs="Calibri" w:eastAsia="Calibri" w:hAnsi="Calibri"/>
+          <w:b/>
+          <w:bCs/>
+          <w:sz w:val="22"/>
+          <w:szCs w:val="22"/>
+        </w:rPr>
+        <w:t xml:space="preserve">Inputs: </w:t>
+      </w:r>
+      <w:r>
+        <w:rPr>
+          <w:rFonts w:ascii="Calibri" w:cs="Calibri" w:eastAsia="Calibri" w:hAnsi="Calibri"/>
+          <w:sz w:val="22"/>
+          <w:szCs w:val="22"/>
+        </w:rPr>
+        <w:t xml:space="preserve">CM process data (change records, CSA, audit records); metric definitions in the CMP (Appendix B).</w:t>
+      </w:r>
+    </w:p>
+    <w:p>
+      <w:pPr>
+        <w:spacing w:after="160" w:line="264"/>
+      </w:pPr>
+      <w:r>
+        <w:rPr>
+          <w:rFonts w:ascii="Calibri" w:cs="Calibri" w:eastAsia="Calibri" w:hAnsi="Calibri"/>
+          <w:b/>
+          <w:bCs/>
+          <w:sz w:val="22"/>
+          <w:szCs w:val="22"/>
+        </w:rPr>
+        <w:t xml:space="preserve">Outputs: </w:t>
+      </w:r>
+      <w:r>
+        <w:rPr>
+          <w:rFonts w:ascii="Calibri" w:cs="Calibri" w:eastAsia="Calibri" w:hAnsi="Calibri"/>
+          <w:sz w:val="22"/>
+          <w:szCs w:val="22"/>
+        </w:rPr>
+        <w:t xml:space="preserve">Periodic CM performance reports made available to the Acquirer; trend analyses; corrective-action effectiveness verifications.</w:t>
+      </w:r>
+    </w:p>
+    <w:p>
+      <w:pPr>
         <w:spacing w:after="120" w:line="276"/>
       </w:pPr>
       <w:r>
@@ -3690,6 +3966,52 @@
     </w:p>
     <w:p>
       <w:pPr>
+        <w:spacing w:after="40" w:line="264"/>
+      </w:pPr>
+      <w:r>
+        <w:rPr>
+          <w:rFonts w:ascii="Calibri" w:cs="Calibri" w:eastAsia="Calibri" w:hAnsi="Calibri"/>
+          <w:b/>
+          <w:bCs/>
+          <w:sz w:val="22"/>
+          <w:szCs w:val="22"/>
+        </w:rPr>
+        <w:t xml:space="preserve">Inputs: </w:t>
+      </w:r>
+      <w:r>
+        <w:rPr>
+          <w:rFonts w:ascii="Calibri" w:cs="Calibri" w:eastAsia="Calibri" w:hAnsi="Calibri"/>
+          <w:sz w:val="22"/>
+          <w:szCs w:val="22"/>
+        </w:rPr>
+        <w:t xml:space="preserve">CMP and procedure set; performance data (5.6); prior assessment findings; Acquirer audit requests.</w:t>
+      </w:r>
+    </w:p>
+    <w:p>
+      <w:pPr>
+        <w:spacing w:after="160" w:line="264"/>
+      </w:pPr>
+      <w:r>
+        <w:rPr>
+          <w:rFonts w:ascii="Calibri" w:cs="Calibri" w:eastAsia="Calibri" w:hAnsi="Calibri"/>
+          <w:b/>
+          <w:bCs/>
+          <w:sz w:val="22"/>
+          <w:szCs w:val="22"/>
+        </w:rPr>
+        <w:t xml:space="preserve">Outputs: </w:t>
+      </w:r>
+      <w:r>
+        <w:rPr>
+          <w:rFonts w:ascii="Calibri" w:cs="Calibri" w:eastAsia="Calibri" w:hAnsi="Calibri"/>
+          <w:sz w:val="22"/>
+          <w:szCs w:val="22"/>
+        </w:rPr>
+        <w:t xml:space="preserve">Assessment reports with findings; corrective actions and closure records; process improvement inputs to 5.10.</w:t>
+      </w:r>
+    </w:p>
+    <w:p>
+      <w:pPr>
         <w:spacing w:after="120" w:line="276"/>
       </w:pPr>
       <w:r>
@@ -3711,6 +4033,52 @@
           <w:rFonts w:ascii="Calibri" w:cs="Calibri" w:eastAsia="Calibri" w:hAnsi="Calibri"/>
         </w:rPr>
         <w:t xml:space="preserve">5.8 Supply Chain CM</w:t>
+      </w:r>
+    </w:p>
+    <w:p>
+      <w:pPr>
+        <w:spacing w:after="40" w:line="264"/>
+      </w:pPr>
+      <w:r>
+        <w:rPr>
+          <w:rFonts w:ascii="Calibri" w:cs="Calibri" w:eastAsia="Calibri" w:hAnsi="Calibri"/>
+          <w:b/>
+          <w:bCs/>
+          <w:sz w:val="22"/>
+          <w:szCs w:val="22"/>
+        </w:rPr>
+        <w:t xml:space="preserve">Inputs: </w:t>
+      </w:r>
+      <w:r>
+        <w:rPr>
+          <w:rFonts w:ascii="Calibri" w:cs="Calibri" w:eastAsia="Calibri" w:hAnsi="Calibri"/>
+          <w:sz w:val="22"/>
+          <w:szCs w:val="22"/>
+        </w:rPr>
+        <w:t xml:space="preserve">Sub-tier supplier set; company CM requirement set and CM Floor Register; sub-supplier CM plans and data submittals.</w:t>
+      </w:r>
+    </w:p>
+    <w:p>
+      <w:pPr>
+        <w:spacing w:after="160" w:line="264"/>
+      </w:pPr>
+      <w:r>
+        <w:rPr>
+          <w:rFonts w:ascii="Calibri" w:cs="Calibri" w:eastAsia="Calibri" w:hAnsi="Calibri"/>
+          <w:b/>
+          <w:bCs/>
+          <w:sz w:val="22"/>
+          <w:szCs w:val="22"/>
+        </w:rPr>
+        <w:t xml:space="preserve">Outputs: </w:t>
+      </w:r>
+      <w:r>
+        <w:rPr>
+          <w:rFonts w:ascii="Calibri" w:cs="Calibri" w:eastAsia="Calibri" w:hAnsi="Calibri"/>
+          <w:sz w:val="22"/>
+          <w:szCs w:val="22"/>
+        </w:rPr>
+        <w:t xml:space="preserve">Flowed-down CM requirements in supplier SOWs; sub-supplier CM effectiveness determinations and actions; sub-tier product data recorded with traceability to next higher assemblies.</w:t>
       </w:r>
     </w:p>
     <w:p>
@@ -3812,6 +4180,52 @@
     </w:p>
     <w:p>
       <w:pPr>
+        <w:spacing w:after="40" w:line="264"/>
+      </w:pPr>
+      <w:r>
+        <w:rPr>
+          <w:rFonts w:ascii="Calibri" w:cs="Calibri" w:eastAsia="Calibri" w:hAnsi="Calibri"/>
+          <w:b/>
+          <w:bCs/>
+          <w:sz w:val="22"/>
+          <w:szCs w:val="22"/>
+        </w:rPr>
+        <w:t xml:space="preserve">Inputs: </w:t>
+      </w:r>
+      <w:r>
+        <w:rPr>
+          <w:rFonts w:ascii="Calibri" w:cs="Calibri" w:eastAsia="Calibri" w:hAnsi="Calibri"/>
+          <w:sz w:val="22"/>
+          <w:szCs w:val="22"/>
+        </w:rPr>
+        <w:t xml:space="preserve">Program data requirements and CDRLs; cyber security requirements for Acquirer interoperability; CSA system needs.</w:t>
+      </w:r>
+    </w:p>
+    <w:p>
+      <w:pPr>
+        <w:spacing w:after="160" w:line="264"/>
+      </w:pPr>
+      <w:r>
+        <w:rPr>
+          <w:rFonts w:ascii="Calibri" w:cs="Calibri" w:eastAsia="Calibri" w:hAnsi="Calibri"/>
+          <w:b/>
+          <w:bCs/>
+          <w:sz w:val="22"/>
+          <w:szCs w:val="22"/>
+        </w:rPr>
+        <w:t xml:space="preserve">Outputs: </w:t>
+      </w:r>
+      <w:r>
+        <w:rPr>
+          <w:rFonts w:ascii="Calibri" w:cs="Calibri" w:eastAsia="Calibri" w:hAnsi="Calibri"/>
+          <w:sz w:val="22"/>
+          <w:szCs w:val="22"/>
+        </w:rPr>
+        <w:t xml:space="preserve">Data collection, processing, storage, and preservation processes; secured and retrievable configuration records; contract-completion digital delivery of CSA and baseline documentation per CDRL.</w:t>
+      </w:r>
+    </w:p>
+    <w:p>
+      <w:pPr>
         <w:spacing w:after="120" w:line="276"/>
       </w:pPr>
       <w:r>
@@ -3923,6 +4337,52 @@
           <w:rFonts w:ascii="Calibri" w:cs="Calibri" w:eastAsia="Calibri" w:hAnsi="Calibri"/>
         </w:rPr>
         <w:t xml:space="preserve">5.10 CMP Maintenance</w:t>
+      </w:r>
+    </w:p>
+    <w:p>
+      <w:pPr>
+        <w:spacing w:after="40" w:line="264"/>
+      </w:pPr>
+      <w:r>
+        <w:rPr>
+          <w:rFonts w:ascii="Calibri" w:cs="Calibri" w:eastAsia="Calibri" w:hAnsi="Calibri"/>
+          <w:b/>
+          <w:bCs/>
+          <w:sz w:val="22"/>
+          <w:szCs w:val="22"/>
+        </w:rPr>
+        <w:t xml:space="preserve">Inputs: </w:t>
+      </w:r>
+      <w:r>
+        <w:rPr>
+          <w:rFonts w:ascii="Calibri" w:cs="Calibri" w:eastAsia="Calibri" w:hAnsi="Calibri"/>
+          <w:sz w:val="22"/>
+          <w:szCs w:val="22"/>
+        </w:rPr>
+        <w:t xml:space="preserve">Change triggers: contract changes, product context changes (5.1), assessment findings (5.7), metric-driven process changes (5.6), tool changes, CM organization changes.</w:t>
+      </w:r>
+    </w:p>
+    <w:p>
+      <w:pPr>
+        <w:spacing w:after="160" w:line="264"/>
+      </w:pPr>
+      <w:r>
+        <w:rPr>
+          <w:rFonts w:ascii="Calibri" w:cs="Calibri" w:eastAsia="Calibri" w:hAnsi="Calibri"/>
+          <w:b/>
+          <w:bCs/>
+          <w:sz w:val="22"/>
+          <w:szCs w:val="22"/>
+        </w:rPr>
+        <w:t xml:space="preserve">Outputs: </w:t>
+      </w:r>
+      <w:r>
+        <w:rPr>
+          <w:rFonts w:ascii="Calibri" w:cs="Calibri" w:eastAsia="Calibri" w:hAnsi="Calibri"/>
+          <w:sz w:val="22"/>
+          <w:szCs w:val="22"/>
+        </w:rPr>
+        <w:t xml:space="preserve">Revised, released, and distributed CMP current at each acquisition milestone; re-run CM floor gate dispositions (5.1.1) where tailoring changed.</w:t>
       </w:r>
     </w:p>
     <w:p>

--- a/CM_Planning_and_Management_Process.docx
+++ b/CM_Planning_and_Management_Process.docx
@@ -67,7 +67,7 @@
           <w:sz w:val="22"/>
           <w:szCs w:val="22"/>
         </w:rPr>
-        <w:t xml:space="preserve">Document No.: [XXX-CM-PROC-003]</w:t>
+        <w:t>Document No.: [insert]</w:t>
       </w:r>
     </w:p>
     <w:p>
@@ -502,6 +502,198 @@
           </w:p>
         </w:tc>
       </w:tr>
+      <w:tr>
+        <w:tc>
+          <w:tcPr>
+            <w:tcW w:type="dxa" w:w="2400"/>
+          </w:tcPr>
+          <w:p>
+            <w:r/>
+            <w:r>
+              <w:rPr>
+                <w:rFonts w:ascii="Calibri" w:hAnsi="Calibri"/>
+                <w:sz w:val="20"/>
+              </w:rPr>
+              <w:t>[insert]</w:t>
+            </w:r>
+          </w:p>
+        </w:tc>
+        <w:tc>
+          <w:tcPr>
+            <w:tcW w:type="dxa" w:w="6960"/>
+          </w:tcPr>
+          <w:p>
+            <w:r/>
+            <w:r>
+              <w:rPr>
+                <w:rFonts w:ascii="Calibri" w:hAnsi="Calibri"/>
+                <w:sz w:val="20"/>
+              </w:rPr>
+              <w:t>Sub-supplier CM requirements flowdown and effectiveness process (companion process; performs supply chain flowdown and effectiveness determination)</w:t>
+            </w:r>
+          </w:p>
+        </w:tc>
+      </w:tr>
+      <w:tr>
+        <w:tc>
+          <w:tcPr>
+            <w:tcW w:type="dxa" w:w="2400"/>
+          </w:tcPr>
+          <w:p>
+            <w:r/>
+            <w:r>
+              <w:rPr>
+                <w:rFonts w:ascii="Calibri" w:hAnsi="Calibri"/>
+                <w:sz w:val="20"/>
+              </w:rPr>
+              <w:t>[insert]</w:t>
+            </w:r>
+          </w:p>
+        </w:tc>
+        <w:tc>
+          <w:tcPr>
+            <w:tcW w:type="dxa" w:w="6960"/>
+          </w:tcPr>
+          <w:p>
+            <w:r/>
+            <w:r>
+              <w:rPr>
+                <w:rFonts w:ascii="Calibri" w:hAnsi="Calibri"/>
+                <w:sz w:val="20"/>
+              </w:rPr>
+              <w:t>Sub-supplier CM flowdown decision guide (companion reasoning and classification cases)</w:t>
+            </w:r>
+          </w:p>
+        </w:tc>
+      </w:tr>
+      <w:tr>
+        <w:tc>
+          <w:tcPr>
+            <w:tcW w:type="dxa" w:w="2400"/>
+          </w:tcPr>
+          <w:p>
+            <w:r/>
+            <w:r>
+              <w:rPr>
+                <w:rFonts w:ascii="Calibri" w:hAnsi="Calibri"/>
+                <w:sz w:val="20"/>
+              </w:rPr>
+              <w:t>[insert]</w:t>
+            </w:r>
+          </w:p>
+        </w:tc>
+        <w:tc>
+          <w:tcPr>
+            <w:tcW w:type="dxa" w:w="6960"/>
+          </w:tcPr>
+          <w:p>
+            <w:r/>
+            <w:r>
+              <w:rPr>
+                <w:rFonts w:ascii="Calibri" w:hAnsi="Calibri"/>
+                <w:sz w:val="20"/>
+              </w:rPr>
+              <w:t>Sub-supplier flowdown matrix workbook (work types, requirement matrix, deliverable definitions, classification log)</w:t>
+            </w:r>
+          </w:p>
+        </w:tc>
+      </w:tr>
+      <w:tr>
+        <w:tc>
+          <w:tcPr>
+            <w:tcW w:type="dxa" w:w="2400"/>
+          </w:tcPr>
+          <w:p>
+            <w:r/>
+            <w:r>
+              <w:rPr>
+                <w:rFonts w:ascii="Calibri" w:hAnsi="Calibri"/>
+                <w:sz w:val="20"/>
+              </w:rPr>
+              <w:t>[insert]</w:t>
+            </w:r>
+          </w:p>
+        </w:tc>
+        <w:tc>
+          <w:tcPr>
+            <w:tcW w:type="dxa" w:w="6960"/>
+          </w:tcPr>
+          <w:p>
+            <w:r/>
+            <w:r>
+              <w:rPr>
+                <w:rFonts w:ascii="Calibri" w:hAnsi="Calibri"/>
+                <w:sz w:val="20"/>
+              </w:rPr>
+              <w:t>Sub-supplier CM effectiveness workbook (receipt log, findings log, evaluation record, actions log)</w:t>
+            </w:r>
+          </w:p>
+        </w:tc>
+      </w:tr>
+      <w:tr>
+        <w:tc>
+          <w:tcPr>
+            <w:tcW w:type="dxa" w:w="2400"/>
+          </w:tcPr>
+          <w:p>
+            <w:r/>
+            <w:r>
+              <w:rPr>
+                <w:rFonts w:ascii="Calibri" w:hAnsi="Calibri"/>
+                <w:sz w:val="20"/>
+              </w:rPr>
+              <w:t>[insert]</w:t>
+            </w:r>
+          </w:p>
+        </w:tc>
+        <w:tc>
+          <w:tcPr>
+            <w:tcW w:type="dxa" w:w="6960"/>
+          </w:tcPr>
+          <w:p>
+            <w:r/>
+            <w:r>
+              <w:rPr>
+                <w:rFonts w:ascii="Calibri" w:hAnsi="Calibri"/>
+                <w:sz w:val="20"/>
+              </w:rPr>
+              <w:t>Configuration status accounting process (companion process)</w:t>
+            </w:r>
+          </w:p>
+        </w:tc>
+      </w:tr>
+      <w:tr>
+        <w:tc>
+          <w:tcPr>
+            <w:tcW w:type="dxa" w:w="2400"/>
+          </w:tcPr>
+          <w:p>
+            <w:r/>
+            <w:r>
+              <w:rPr>
+                <w:rFonts w:ascii="Calibri" w:hAnsi="Calibri"/>
+                <w:sz w:val="20"/>
+              </w:rPr>
+              <w:t>[insert]</w:t>
+            </w:r>
+          </w:p>
+        </w:tc>
+        <w:tc>
+          <w:tcPr>
+            <w:tcW w:type="dxa" w:w="6960"/>
+          </w:tcPr>
+          <w:p>
+            <w:r/>
+            <w:r>
+              <w:rPr>
+                <w:rFonts w:ascii="Calibri" w:hAnsi="Calibri"/>
+                <w:sz w:val="20"/>
+              </w:rPr>
+              <w:t>CM floor coverage measure definition and reporting workbook</w:t>
+            </w:r>
+          </w:p>
+        </w:tc>
+      </w:tr>
     </w:tbl>
     <w:p>
       <w:pPr>
@@ -615,7 +807,7 @@
                 <w:sz w:val="20"/>
                 <w:szCs w:val="20"/>
               </w:rPr>
-              <w:t xml:space="preserve">[XXX-CM-PROC-001]</w:t>
+              <w:t>the CI identification process</w:t>
             </w:r>
           </w:p>
         </w:tc>
@@ -669,7 +861,7 @@
                 <w:sz w:val="20"/>
                 <w:szCs w:val="20"/>
               </w:rPr>
-              <w:t xml:space="preserve">[XXX-CM-PROC-002]</w:t>
+              <w:t>the configuration audit process</w:t>
             </w:r>
           </w:p>
         </w:tc>
@@ -2780,7 +2972,7 @@
                 <w:sz w:val="20"/>
                 <w:szCs w:val="20"/>
               </w:rPr>
-              <w:t xml:space="preserve">Owns the CM Floor Register and operating model; runs the baseline sweep and blameless transition.</w:t>
+              <w:t>Owns the CM Floor Register and operating model; runs the baseline sweep and blameless transition; owns the enterprise-standard measure definitions and the work type taxonomy and requirement matrix used for supply chain flowdown.</w:t>
             </w:r>
           </w:p>
         </w:tc>
@@ -3154,6 +3346,14 @@
         <w:spacing w:after="120" w:line="276"/>
       </w:pPr>
       <w:r>
+        <w:t>Record form. The compliance matrix is maintained as structured, queryable records — one record per floor requirement carrying its disposition, evidence or risk-acceptance reference, health check method and schedule, last-performed and next-due dates, and sign-off. A matrix maintained only as a table inside a document cannot be queried, and the floor measures cannot be computed from it. Floor status is measured and reported per the performance measurement activity of this process.</w:t>
+      </w:r>
+    </w:p>
+    <w:p>
+      <w:pPr>
+        <w:spacing w:after="120" w:line="276"/>
+      </w:pPr>
+      <w:r>
         <w:rPr>
           <w:rFonts w:ascii="Calibri" w:cs="Calibri" w:eastAsia="Calibri" w:hAnsi="Calibri"/>
           <w:sz w:val="22"/>
@@ -3478,7 +3678,7 @@
           <w:sz w:val="22"/>
           <w:szCs w:val="22"/>
         </w:rPr>
-        <w:t xml:space="preserve">Document coordination with: the Acquirer (submittals, concurrence points, CCB interfaces); sub-tier suppliers (5.8); and internal functions, including the SMS per SM-0001 — the CMP identifies how hazard analyses and safety-critical item designations flow into CI identification ([XXX-CM-PROC-001]) and how safety-critical changes receive System Safety review in change management.</w:t>
+        <w:t>Document coordination with: the Acquirer (submittals, concurrence points, CCB interfaces); sub-tier suppliers (5.8); and internal functions, including the SMS per SM-0001 — the CMP identifies how hazard analyses and safety-critical item designations flow into CI identification the CI identification process and how safety-critical changes receive System Safety review in change management.</w:t>
       </w:r>
     </w:p>
     <w:p>
@@ -3722,6 +3922,22 @@
     </w:p>
     <w:p>
       <w:pPr>
+        <w:spacing w:after="120" w:line="276"/>
+      </w:pPr>
+      <w:r>
+        <w:t>Supporting artifacts complement the hierarchy without replacing it: decision guides carrying reasoning, worked cases, and adjudicated examples; decision aids and interactive tools; registers, logs, and templates that carry required records; and training curricula. A supporting artifact aids execution of a process requirement and never substitutes for one — where a guide and its parent process differ, the process governs. Supporting artifacts are version-controlled with their parent process and re-validated whenever it changes.</w:t>
+      </w:r>
+    </w:p>
+    <w:p>
+      <w:pPr>
+        <w:spacing w:after="120" w:line="276"/>
+      </w:pPr>
+      <w:r>
+        <w:t>State process coverage honestly. Where a CM function is not yet covered by its own process document, the CMP identifies the interim mechanism by which that function’s requirements — including any safety-floor requirements within it — are performed and dispositioned, together with the planned date for the process document. A CMP that implies process coverage the organization does not have converts a capability gap into a documented nonconformance.</w:t>
+      </w:r>
+    </w:p>
+    <w:p>
+      <w:pPr>
         <w:pStyle w:val="Heading2"/>
         <w:spacing w:after="120" w:before="260"/>
       </w:pPr>
@@ -3954,6 +4170,54 @@
     </w:p>
     <w:p>
       <w:pPr>
+        <w:spacing w:after="120" w:line="276"/>
+      </w:pPr>
+      <w:r>
+        <w:t>Measures fall into three classes, reported together but not combined:</w:t>
+      </w:r>
+    </w:p>
+    <w:p>
+      <w:pPr>
+        <w:spacing w:after="120" w:line="276"/>
+      </w:pPr>
+      <w:r>
+        <w:t>Enterprise-standard measures. Defined once at the enterprise level, mandatory on every program, and therefore comparable across programs. Each definition states the organization whose activity is measured, the numerator and denominator, the system the data is drawn from, the reporting frequency, and the threshold. Enterprise measures are computed from CM’s own records so that no other organization’s behavior can move them.</w:t>
+      </w:r>
+    </w:p>
+    <w:p>
+      <w:pPr>
+        <w:spacing w:after="120" w:line="276"/>
+      </w:pPr>
+      <w:r>
+        <w:t>Program-selected measures. Additional measures a program adopts for its own risks; defined to the same standard and recorded in the CMP.</w:t>
+      </w:r>
+    </w:p>
+    <w:p>
+      <w:pPr>
+        <w:spacing w:after="120" w:line="276"/>
+      </w:pPr>
+      <w:r>
+        <w:t>Adoption measures. During establishment of a CM function, measures of coverage across the program portfolio and of backlog burn-down. These are designed to retire: a measure that saturates at full coverage has done its work, and one that never saturates indicates the function is not maturing.</w:t>
+      </w:r>
+    </w:p>
+    <w:p>
+      <w:pPr>
+        <w:spacing w:after="120" w:line="276"/>
+      </w:pPr>
+      <w:r>
+        <w:t>Safety-floor coverage is measured two ways, reported together and never combined: a severity-weighted coverage percentage for trend and cross-program comparison, and an unweighted count of undispositioned top-band floor requirements as the safety-exposure measure, whose target is zero. The count is never averaged into the percentage — a high percentage with a nonzero count is a failure, not a pass. The share of coverage achieved by risk acceptance rather than performance is reported separately so that coverage is never read as safety.</w:t>
+      </w:r>
+    </w:p>
+    <w:p>
+      <w:pPr>
+        <w:spacing w:after="120" w:line="276"/>
+      </w:pPr>
+      <w:r>
+        <w:t>Where a measure depends on a review or a signature, the CMP states what that signature attests — that the review occurred, or that the content is adequate — before the measure is first reported. Fixing the attestation scope once prevents later disputes over what a past signature meant.</w:t>
+      </w:r>
+    </w:p>
+    <w:p>
+      <w:pPr>
         <w:pStyle w:val="Heading2"/>
         <w:spacing w:after="120" w:before="260"/>
       </w:pPr>
@@ -4091,7 +4355,7 @@
           <w:sz w:val="22"/>
           <w:szCs w:val="22"/>
         </w:rPr>
-        <w:t xml:space="preserve">Performing CM includes responsibility for the CM performance of the supply chain (Principle CMP-8):</w:t>
+        <w:t>Performing CM includes responsibility for the CM performance of the supply chain (Principle CMP-8). Determination, imposition, and effectiveness verification of CM requirements at supplier tiers are performed under the sub-supplier CM requirements flowdown and effectiveness process. The planning obligations that remain here are what the CMP shall document:</w:t>
       </w:r>
     </w:p>
     <w:p>
@@ -4109,7 +4373,7 @@
           <w:sz w:val="22"/>
           <w:szCs w:val="22"/>
         </w:rPr>
-        <w:t xml:space="preserve">Flow down to sub-suppliers the same CM requirements imposed on the company, or suitable tailorings of them (Floor ID F40). Sub-supplier tailoring of floor items is subject to the same gate (5.1.1): a floor item may not be silently dropped at a lower tier. Supporting Acquirer audits of Supplier and sub-supplier CM (5.7) is likewise a floor item (F41).</w:t>
+        <w:t>The flowdown method: how the applicable CM requirement set is determined for each procurement from the type of work the supplier performs, where the resulting classification is recorded, and who reviews and signs the supplier statement of work prior to release. The recorded classification is the documented tailoring rationale.</w:t>
       </w:r>
     </w:p>
     <w:p>
@@ -4127,7 +4391,7 @@
           <w:sz w:val="22"/>
           <w:szCs w:val="22"/>
         </w:rPr>
-        <w:t xml:space="preserve">Define in the CMP the methods used to determine sub-supplier CM process effectiveness and the actions taken when a process is found ineffective.</w:t>
+        <w:t>The methods used to determine sub-supplier CM process effectiveness and the actions taken when a process is determined ineffective — an explicit CMP planning factor. Include the determination cadence, the triggers that force an off-cycle determination, and the determining authority.</w:t>
       </w:r>
     </w:p>
     <w:p>
@@ -4145,7 +4409,7 @@
           <w:sz w:val="22"/>
           <w:szCs w:val="22"/>
         </w:rPr>
-        <w:t xml:space="preserve">Include sub-tier CM performance in the CMP and in performance reporting.</w:t>
+        <w:t>That sub-tier CM performance is included in the CMP and in performance reporting.</w:t>
       </w:r>
     </w:p>
     <w:p>
@@ -4163,78 +4427,7 @@
           <w:sz w:val="22"/>
           <w:szCs w:val="22"/>
         </w:rPr>
-        <w:t xml:space="preserve">Record and report product data inherited from sub-tier suppliers, including vendor part numbers and serial numbers, with clear traceability to next higher assemblies.</w:t>
-      </w:r>
-    </w:p>
-    <w:p>
-      <w:pPr>
-        <w:pStyle w:val="Heading2"/>
-        <w:spacing w:after="120" w:before="260"/>
-      </w:pPr>
-      <w:r>
-        <w:rPr>
-          <w:rFonts w:ascii="Calibri" w:cs="Calibri" w:eastAsia="Calibri" w:hAnsi="Calibri"/>
-        </w:rPr>
-        <w:t xml:space="preserve">5.9 CM Information and Data Processes</w:t>
-      </w:r>
-    </w:p>
-    <w:p>
-      <w:pPr>
-        <w:spacing w:after="40" w:line="264"/>
-      </w:pPr>
-      <w:r>
-        <w:rPr>
-          <w:rFonts w:ascii="Calibri" w:cs="Calibri" w:eastAsia="Calibri" w:hAnsi="Calibri"/>
-          <w:b/>
-          <w:bCs/>
-          <w:sz w:val="22"/>
-          <w:szCs w:val="22"/>
-        </w:rPr>
-        <w:t xml:space="preserve">Inputs: </w:t>
-      </w:r>
-      <w:r>
-        <w:rPr>
-          <w:rFonts w:ascii="Calibri" w:cs="Calibri" w:eastAsia="Calibri" w:hAnsi="Calibri"/>
-          <w:sz w:val="22"/>
-          <w:szCs w:val="22"/>
-        </w:rPr>
-        <w:t xml:space="preserve">Program data requirements and CDRLs; cyber security requirements for Acquirer interoperability; CSA system needs.</w:t>
-      </w:r>
-    </w:p>
-    <w:p>
-      <w:pPr>
-        <w:spacing w:after="160" w:line="264"/>
-      </w:pPr>
-      <w:r>
-        <w:rPr>
-          <w:rFonts w:ascii="Calibri" w:cs="Calibri" w:eastAsia="Calibri" w:hAnsi="Calibri"/>
-          <w:b/>
-          <w:bCs/>
-          <w:sz w:val="22"/>
-          <w:szCs w:val="22"/>
-        </w:rPr>
-        <w:t xml:space="preserve">Outputs: </w:t>
-      </w:r>
-      <w:r>
-        <w:rPr>
-          <w:rFonts w:ascii="Calibri" w:cs="Calibri" w:eastAsia="Calibri" w:hAnsi="Calibri"/>
-          <w:sz w:val="22"/>
-          <w:szCs w:val="22"/>
-        </w:rPr>
-        <w:t xml:space="preserve">Data collection, processing, storage, and preservation processes; secured and retrievable configuration records; contract-completion digital delivery of CSA and baseline documentation per CDRL.</w:t>
-      </w:r>
-    </w:p>
-    <w:p>
-      <w:pPr>
-        <w:spacing w:after="120" w:line="276"/>
-      </w:pPr>
-      <w:r>
-        <w:rPr>
-          <w:rFonts w:ascii="Calibri" w:cs="Calibri" w:eastAsia="Calibri" w:hAnsi="Calibri"/>
-          <w:sz w:val="22"/>
-          <w:szCs w:val="22"/>
-        </w:rPr>
-        <w:t xml:space="preserve">Information processes — collection and processing, status control, interoperability and exchange, and long-term preservation — are essential elements of CM planning (Principle CMP-9):</w:t>
+        <w:t>That product data inherited from sub-tier suppliers, including vendor part numbers and serial numbers, is recorded and reported with clear traceability to next higher assemblies.</w:t>
       </w:r>
     </w:p>
     <w:p>
@@ -4247,12 +4440,7 @@
         <w:spacing w:after="80" w:line="276"/>
       </w:pPr>
       <w:r>
-        <w:rPr>
-          <w:rFonts w:ascii="Calibri" w:cs="Calibri" w:eastAsia="Calibri" w:hAnsi="Calibri"/>
-          <w:sz w:val="22"/>
-          <w:szCs w:val="22"/>
-        </w:rPr>
-        <w:t xml:space="preserve">Plan data collection and storage from the earliest life cycle phases; capture product data when it is created and approved rather than recovering it later. Systematically retain both current and historical information.</w:t>
+        <w:t>That safety-floor requirements flow to every tier: supplier-tier tailoring or omission of a floor requirement is dispositioned through the floor gate, never silently dropped, and the disposition is recorded.</w:t>
       </w:r>
     </w:p>
     <w:p>
@@ -4265,12 +4453,78 @@
         <w:spacing w:after="80" w:line="276"/>
       </w:pPr>
       <w:r>
-        <w:rPr>
-          <w:rFonts w:ascii="Calibri" w:cs="Calibri" w:eastAsia="Calibri" w:hAnsi="Calibri"/>
-          <w:sz w:val="22"/>
-          <w:szCs w:val="22"/>
-        </w:rPr>
-        <w:t xml:space="preserve">Identify the processes and tools for processing collected data and generating product status reports; this planning is the basis for the CSA system.</w:t>
+        <w:t>That supplier statements of work for items where configuration audit designation is possible carry a standing conditional audit clause, with the audit data deliverables cited as triggered items.</w:t>
+      </w:r>
+    </w:p>
+    <w:p>
+      <w:pPr>
+        <w:pStyle w:val="Heading2"/>
+        <w:spacing w:after="120" w:before="260"/>
+      </w:pPr>
+      <w:r>
+        <w:rPr>
+          <w:rFonts w:ascii="Calibri" w:cs="Calibri" w:eastAsia="Calibri" w:hAnsi="Calibri"/>
+        </w:rPr>
+        <w:t xml:space="preserve">5.9 CM Information and Data Processes</w:t>
+      </w:r>
+    </w:p>
+    <w:p>
+      <w:pPr>
+        <w:spacing w:after="40" w:line="264"/>
+      </w:pPr>
+      <w:r>
+        <w:rPr>
+          <w:rFonts w:ascii="Calibri" w:cs="Calibri" w:eastAsia="Calibri" w:hAnsi="Calibri"/>
+          <w:b/>
+          <w:bCs/>
+          <w:sz w:val="22"/>
+          <w:szCs w:val="22"/>
+        </w:rPr>
+        <w:t xml:space="preserve">Inputs: </w:t>
+      </w:r>
+      <w:r>
+        <w:rPr>
+          <w:rFonts w:ascii="Calibri" w:cs="Calibri" w:eastAsia="Calibri" w:hAnsi="Calibri"/>
+          <w:sz w:val="22"/>
+          <w:szCs w:val="22"/>
+        </w:rPr>
+        <w:t xml:space="preserve">Program data requirements and CDRLs; cyber security requirements for Acquirer interoperability; CSA system needs.</w:t>
+      </w:r>
+    </w:p>
+    <w:p>
+      <w:pPr>
+        <w:spacing w:after="160" w:line="264"/>
+      </w:pPr>
+      <w:r>
+        <w:rPr>
+          <w:rFonts w:ascii="Calibri" w:cs="Calibri" w:eastAsia="Calibri" w:hAnsi="Calibri"/>
+          <w:b/>
+          <w:bCs/>
+          <w:sz w:val="22"/>
+          <w:szCs w:val="22"/>
+        </w:rPr>
+        <w:t xml:space="preserve">Outputs: </w:t>
+      </w:r>
+      <w:r>
+        <w:rPr>
+          <w:rFonts w:ascii="Calibri" w:cs="Calibri" w:eastAsia="Calibri" w:hAnsi="Calibri"/>
+          <w:sz w:val="22"/>
+          <w:szCs w:val="22"/>
+        </w:rPr>
+        <w:t xml:space="preserve">Data collection, processing, storage, and preservation processes; secured and retrievable configuration records; contract-completion digital delivery of CSA and baseline documentation per CDRL.</w:t>
+      </w:r>
+    </w:p>
+    <w:p>
+      <w:pPr>
+        <w:spacing w:after="120" w:line="276"/>
+      </w:pPr>
+      <w:r>
+        <w:rPr>
+          <w:rFonts w:ascii="Calibri" w:cs="Calibri" w:eastAsia="Calibri" w:hAnsi="Calibri"/>
+          <w:sz w:val="22"/>
+          <w:szCs w:val="22"/>
+        </w:rPr>
+        <w:t xml:space="preserve">Information processes — collection and processing, status control, interoperability and exchange, and long-term preservation — are essential elements of CM planning (Principle CMP-9):</w:t>
       </w:r>
     </w:p>
     <w:p>
@@ -4288,7 +4542,7 @@
           <w:sz w:val="22"/>
           <w:szCs w:val="22"/>
         </w:rPr>
-        <w:t xml:space="preserve">Comply with cyber security requirements for interoperating with the Acquirer’s systems in an integrated digital environment.</w:t>
+        <w:t xml:space="preserve">Plan data collection and storage from the earliest life cycle phases; capture product data when it is created and approved rather than recovering it later. Systematically retain both current and historical information.</w:t>
       </w:r>
     </w:p>
     <w:p>
@@ -4306,7 +4560,56 @@
           <w:sz w:val="22"/>
           <w:szCs w:val="22"/>
         </w:rPr>
+        <w:t xml:space="preserve">Identify the processes and tools for processing collected data and generating product status reports; this planning is the basis for the CSA system.</w:t>
+      </w:r>
+    </w:p>
+    <w:p>
+      <w:pPr>
+        <w:pStyle w:val="ListParagraph"/>
+        <w:numPr>
+          <w:ilvl w:val="0"/>
+          <w:numId w:val="2"/>
+        </w:numPr>
+        <w:spacing w:after="80" w:line="276"/>
+      </w:pPr>
+      <w:r>
+        <w:rPr>
+          <w:rFonts w:ascii="Calibri" w:cs="Calibri" w:eastAsia="Calibri" w:hAnsi="Calibri"/>
+          <w:sz w:val="22"/>
+          <w:szCs w:val="22"/>
+        </w:rPr>
+        <w:t xml:space="preserve">Comply with cyber security requirements for interoperating with the Acquirer’s systems in an integrated digital environment.</w:t>
+      </w:r>
+    </w:p>
+    <w:p>
+      <w:pPr>
+        <w:pStyle w:val="ListParagraph"/>
+        <w:numPr>
+          <w:ilvl w:val="0"/>
+          <w:numId w:val="2"/>
+        </w:numPr>
+        <w:spacing w:after="80" w:line="276"/>
+      </w:pPr>
+      <w:r>
+        <w:rPr>
+          <w:rFonts w:ascii="Calibri" w:cs="Calibri" w:eastAsia="Calibri" w:hAnsi="Calibri"/>
+          <w:sz w:val="22"/>
+          <w:szCs w:val="22"/>
+        </w:rPr>
         <w:t xml:space="preserve">Adequately secure, safeguard, and be able to retrieve recorded product configuration information after extended storage.</w:t>
+      </w:r>
+    </w:p>
+    <w:p>
+      <w:pPr>
+        <w:pStyle w:val="ListParagraph"/>
+        <w:numPr>
+          <w:ilvl w:val="0"/>
+          <w:numId w:val="2"/>
+        </w:numPr>
+        <w:spacing w:after="80" w:line="276"/>
+      </w:pPr>
+      <w:r>
+        <w:t>Distinguish the system of record from analysis tooling. The system of record captures configuration information when it is created, keeps it current, stores and safeguards it, and makes it retrievable across the retention period and the full program history. Reconciliation, comparison, and verification tools operate on that information to compare, verify, and report; they do not satisfy the capture, currency, storage, retention, retrieval, or historical-traceability obligations. The CMP names both and states which system satisfies which obligation.</w:t>
       </w:r>
     </w:p>
     <w:p>
@@ -4644,7 +4947,7 @@
                 <w:sz w:val="20"/>
                 <w:szCs w:val="20"/>
               </w:rPr>
-              <w:t xml:space="preserve">One row per floor item: disposition (Performed / Equivalent control / Risk-accepted), evidence or risk-acceptance reference, health check, sign-off. Maintained current through CM-plan revisions; auditable for the program life.</w:t>
+              <w:t>One record per floor requirement: disposition (Performed / Equivalent control / Risk-accepted), evidence or risk-acceptance reference, health check method and schedule, last-performed and next-due dates, sign-off. Maintained as structured, queryable records under configuration control; auditable for the program life.</w:t>
             </w:r>
           </w:p>
         </w:tc>
@@ -4834,7 +5137,7 @@
                 <w:sz w:val="20"/>
                 <w:szCs w:val="20"/>
               </w:rPr>
-              <w:t xml:space="preserve">Supply Chain CM Records</w:t>
+              <w:t>Supply Chain CM Planning Records</w:t>
             </w:r>
           </w:p>
         </w:tc>
@@ -4860,7 +5163,7 @@
                 <w:sz w:val="20"/>
                 <w:szCs w:val="20"/>
               </w:rPr>
-              <w:t xml:space="preserve">Flowdown requirements, sub-supplier CM plans/evaluations, effectiveness determinations and actions.</w:t>
+              <w:t>The flowdown and effectiveness methods as documented in the CMP. Procurement-level classification records, supplier deliverable and findings logs, effectiveness determinations, and actions are records of the sub-supplier flowdown and effectiveness process and are retained there.</w:t>
             </w:r>
           </w:p>
         </w:tc>
@@ -4915,6 +5218,38 @@
                 <w:szCs w:val="20"/>
               </w:rPr>
               <w:t xml:space="preserve">Digital CSA and baseline documentation package per CDRL.</w:t>
+            </w:r>
+          </w:p>
+        </w:tc>
+      </w:tr>
+      <w:tr>
+        <w:tc>
+          <w:tcPr>
+            <w:tcW w:type="dxa" w:w="3200"/>
+          </w:tcPr>
+          <w:p>
+            <w:r/>
+            <w:r>
+              <w:rPr>
+                <w:rFonts w:ascii="Calibri" w:hAnsi="Calibri"/>
+                <w:sz w:val="20"/>
+              </w:rPr>
+              <w:t>Floor Coverage Reporting</w:t>
+            </w:r>
+          </w:p>
+        </w:tc>
+        <w:tc>
+          <w:tcPr>
+            <w:tcW w:type="dxa" w:w="6160"/>
+          </w:tcPr>
+          <w:p>
+            <w:r/>
+            <w:r>
+              <w:rPr>
+                <w:rFonts w:ascii="Calibri" w:hAnsi="Calibri"/>
+                <w:sz w:val="20"/>
+              </w:rPr>
+              <w:t>Severity-weighted coverage percentage, the count of undispositioned top-band floor requirements, and the risk-accepted share of coverage; reported on the CM performance reporting cycle.</w:t>
             </w:r>
           </w:p>
         </w:tc>
@@ -6053,6 +6388,223 @@
           </w:p>
         </w:tc>
       </w:tr>
+      <w:tr>
+        <w:tc>
+          <w:tcPr>
+            <w:tcW w:type="dxa" w:w="900"/>
+          </w:tcPr>
+          <w:p>
+            <w:r/>
+            <w:r>
+              <w:rPr>
+                <w:rFonts w:ascii="Calibri" w:hAnsi="Calibri"/>
+                <w:sz w:val="20"/>
+              </w:rPr>
+            </w:r>
+          </w:p>
+        </w:tc>
+        <w:tc>
+          <w:tcPr>
+            <w:tcW w:type="dxa" w:w="8260"/>
+          </w:tcPr>
+          <w:p>
+            <w:r/>
+            <w:r>
+              <w:rPr>
+                <w:rFonts w:ascii="Calibri" w:hAnsi="Calibri"/>
+                <w:sz w:val="20"/>
+              </w:rPr>
+              <w:t>Performance measurement: enterprise-standard measures identified; program-selected measures defined with measured organization, numerator and denominator, data source, frequency, and threshold; attestation scope stated for any signature-dependent measure</w:t>
+            </w:r>
+          </w:p>
+        </w:tc>
+      </w:tr>
+      <w:tr>
+        <w:tc>
+          <w:tcPr>
+            <w:tcW w:type="dxa" w:w="900"/>
+          </w:tcPr>
+          <w:p>
+            <w:r/>
+            <w:r>
+              <w:rPr>
+                <w:rFonts w:ascii="Calibri" w:hAnsi="Calibri"/>
+                <w:sz w:val="20"/>
+              </w:rPr>
+            </w:r>
+          </w:p>
+        </w:tc>
+        <w:tc>
+          <w:tcPr>
+            <w:tcW w:type="dxa" w:w="8260"/>
+          </w:tcPr>
+          <w:p>
+            <w:r/>
+            <w:r>
+              <w:rPr>
+                <w:rFonts w:ascii="Calibri" w:hAnsi="Calibri"/>
+                <w:sz w:val="20"/>
+              </w:rPr>
+              <w:t>Safety-floor coverage measurement defined: severity-weighted percentage and undispositioned top-band count reported together, with risk-accepted share reported separately</w:t>
+            </w:r>
+          </w:p>
+        </w:tc>
+      </w:tr>
+      <w:tr>
+        <w:tc>
+          <w:tcPr>
+            <w:tcW w:type="dxa" w:w="900"/>
+          </w:tcPr>
+          <w:p>
+            <w:r/>
+            <w:r>
+              <w:rPr>
+                <w:rFonts w:ascii="Calibri" w:hAnsi="Calibri"/>
+                <w:sz w:val="20"/>
+              </w:rPr>
+            </w:r>
+          </w:p>
+        </w:tc>
+        <w:tc>
+          <w:tcPr>
+            <w:tcW w:type="dxa" w:w="8260"/>
+          </w:tcPr>
+          <w:p>
+            <w:r/>
+            <w:r>
+              <w:rPr>
+                <w:rFonts w:ascii="Calibri" w:hAnsi="Calibri"/>
+                <w:sz w:val="20"/>
+              </w:rPr>
+              <w:t>Floor disposition record maintained as structured, queryable data with health check method, schedule, and next-due dates</w:t>
+            </w:r>
+          </w:p>
+        </w:tc>
+      </w:tr>
+      <w:tr>
+        <w:tc>
+          <w:tcPr>
+            <w:tcW w:type="dxa" w:w="900"/>
+          </w:tcPr>
+          <w:p>
+            <w:r/>
+            <w:r>
+              <w:rPr>
+                <w:rFonts w:ascii="Calibri" w:hAnsi="Calibri"/>
+                <w:sz w:val="20"/>
+              </w:rPr>
+            </w:r>
+          </w:p>
+        </w:tc>
+        <w:tc>
+          <w:tcPr>
+            <w:tcW w:type="dxa" w:w="8260"/>
+          </w:tcPr>
+          <w:p>
+            <w:r/>
+            <w:r>
+              <w:rPr>
+                <w:rFonts w:ascii="Calibri" w:hAnsi="Calibri"/>
+                <w:sz w:val="20"/>
+              </w:rPr>
+              <w:t>Supply chain: flowdown method and effectiveness determination method documented, including cadence, off-cycle triggers, determining authority, and actions when ineffective</w:t>
+            </w:r>
+          </w:p>
+        </w:tc>
+      </w:tr>
+      <w:tr>
+        <w:tc>
+          <w:tcPr>
+            <w:tcW w:type="dxa" w:w="900"/>
+          </w:tcPr>
+          <w:p>
+            <w:r/>
+            <w:r>
+              <w:rPr>
+                <w:rFonts w:ascii="Calibri" w:hAnsi="Calibri"/>
+                <w:sz w:val="20"/>
+              </w:rPr>
+            </w:r>
+          </w:p>
+        </w:tc>
+        <w:tc>
+          <w:tcPr>
+            <w:tcW w:type="dxa" w:w="8260"/>
+          </w:tcPr>
+          <w:p>
+            <w:r/>
+            <w:r>
+              <w:rPr>
+                <w:rFonts w:ascii="Calibri" w:hAnsi="Calibri"/>
+                <w:sz w:val="20"/>
+              </w:rPr>
+              <w:t>Standing conditional audit clause required in supplier statements of work where audit designation is possible</w:t>
+            </w:r>
+          </w:p>
+        </w:tc>
+      </w:tr>
+      <w:tr>
+        <w:tc>
+          <w:tcPr>
+            <w:tcW w:type="dxa" w:w="900"/>
+          </w:tcPr>
+          <w:p>
+            <w:r/>
+            <w:r>
+              <w:rPr>
+                <w:rFonts w:ascii="Calibri" w:hAnsi="Calibri"/>
+                <w:sz w:val="20"/>
+              </w:rPr>
+            </w:r>
+          </w:p>
+        </w:tc>
+        <w:tc>
+          <w:tcPr>
+            <w:tcW w:type="dxa" w:w="8260"/>
+          </w:tcPr>
+          <w:p>
+            <w:r/>
+            <w:r>
+              <w:rPr>
+                <w:rFonts w:ascii="Calibri" w:hAnsi="Calibri"/>
+                <w:sz w:val="20"/>
+              </w:rPr>
+              <w:t>System of record identified separately from analysis and reconciliation tooling, with the obligations each satisfies stated</w:t>
+            </w:r>
+          </w:p>
+        </w:tc>
+      </w:tr>
+      <w:tr>
+        <w:tc>
+          <w:tcPr>
+            <w:tcW w:type="dxa" w:w="900"/>
+          </w:tcPr>
+          <w:p>
+            <w:r/>
+            <w:r>
+              <w:rPr>
+                <w:rFonts w:ascii="Calibri" w:hAnsi="Calibri"/>
+                <w:sz w:val="20"/>
+              </w:rPr>
+            </w:r>
+          </w:p>
+        </w:tc>
+        <w:tc>
+          <w:tcPr>
+            <w:tcW w:type="dxa" w:w="8260"/>
+          </w:tcPr>
+          <w:p>
+            <w:r/>
+            <w:r>
+              <w:rPr>
+                <w:rFonts w:ascii="Calibri" w:hAnsi="Calibri"/>
+                <w:sz w:val="20"/>
+              </w:rPr>
+              <w:t>Interim mechanism identified for any CM function not yet covered by its own process document, with the planned process date</w:t>
+            </w:r>
+          </w:p>
+        </w:tc>
+      </w:tr>
     </w:tbl>
     <w:p>
       <w:r>
@@ -6081,7 +6633,7 @@
           <w:sz w:val="22"/>
           <w:szCs w:val="22"/>
         </w:rPr>
-        <w:t xml:space="preserve">Per EIA-649-1A §3.1.1. Select per program; define each metric’s data source, owner, frequency, and threshold in the CMP.</w:t>
+        <w:t>The table below is the reference set from the standard. It is not the reporting set. The enterprise-standard measures, the safety-floor coverage measures, and any adoption measures in force are defined separately and are mandatory where applicable; the entries here are candidates for program-selected measures. Define each selected measure’s measured organization, numerator and denominator, data source, owner, frequency, and threshold in the CMP.</w:t>
       </w:r>
     </w:p>
     <w:tbl>
@@ -6622,6 +7174,9 @@
     </w:p>
     <w:sectPr>
       <w:footerReference w:type="default" r:id="rId7"/>
+      <w:headerReference w:type="default" r:id="rId9"/>
+      <w:footerReference w:type="first" r:id="rId10"/>
+      <w:footerReference w:type="even" r:id="rId11"/>
       <w:pgSz w:w="12240" w:h="15840" w:orient="portrait"/>
       <w:pgMar w:top="1440" w:right="1440" w:bottom="1440" w:left="1440" w:header="708" w:footer="708" w:gutter="0"/>
       <w:pgNumType/>
@@ -6684,19 +7239,28 @@
         <w:sz w:val="18"/>
         <w:szCs w:val="18"/>
       </w:rPr>
-      <w:t xml:space="preserve">CM Planning and Management — [XXX-CM-PROC-003] — Page </w:t>
+      <w:t xml:space="preserve">CM Planning and Management — [insert] — Page </w:t>
     </w:r>
-    <w:r>
-      <w:rPr>
-        <w:rFonts w:ascii="Calibri" w:cs="Calibri" w:eastAsia="Calibri" w:hAnsi="Calibri"/>
-        <w:sz w:val="18"/>
-        <w:szCs w:val="18"/>
-      </w:rPr>
-      <w:fldChar w:fldCharType="begin"/>
-      <w:instrText xml:space="preserve">PAGE</w:instrText>
-      <w:fldChar w:fldCharType="separate"/>
-      <w:fldChar w:fldCharType="end"/>
-    </w:r>
+  </w:p>
+</w:ftr>
+</file>
+
+<file path=word/footer2.xml><?xml version="1.0" encoding="utf-8"?>
+<w:ftr xmlns:m="http://schemas.openxmlformats.org/officeDocument/2006/math" xmlns:mc="http://schemas.openxmlformats.org/markup-compatibility/2006" xmlns:mo="http://schemas.microsoft.com/office/mac/office/2008/main" xmlns:mv="urn:schemas-microsoft-com:mac:vml" xmlns:o="urn:schemas-microsoft-com:office:office" xmlns:r="http://schemas.openxmlformats.org/officeDocument/2006/relationships" xmlns:v="urn:schemas-microsoft-com:vml" xmlns:w10="urn:schemas-microsoft-com:office:word" xmlns:w14="http://schemas.microsoft.com/office/word/2010/wordml" xmlns:w="http://schemas.openxmlformats.org/wordprocessingml/2006/main" xmlns:wne="http://schemas.microsoft.com/office/word/2006/wordml" xmlns:wp14="http://schemas.microsoft.com/office/word/2010/wordprocessingDrawing" xmlns:wp="http://schemas.openxmlformats.org/drawingml/2006/wordprocessingDrawing" xmlns:wpc="http://schemas.microsoft.com/office/word/2010/wordprocessingCanvas" xmlns:wpg="http://schemas.microsoft.com/office/word/2010/wordprocessingGroup" xmlns:wpi="http://schemas.microsoft.com/office/word/2010/wordprocessingInk" xmlns:wps="http://schemas.microsoft.com/office/word/2010/wordprocessingShape" mc:Ignorable="w14 wp14">
+  <w:p>
+    <w:pPr>
+      <w:pStyle w:val="Footer"/>
+    </w:pPr>
+  </w:p>
+</w:ftr>
+</file>
+
+<file path=word/footer3.xml><?xml version="1.0" encoding="utf-8"?>
+<w:ftr xmlns:m="http://schemas.openxmlformats.org/officeDocument/2006/math" xmlns:mc="http://schemas.openxmlformats.org/markup-compatibility/2006" xmlns:mo="http://schemas.microsoft.com/office/mac/office/2008/main" xmlns:mv="urn:schemas-microsoft-com:mac:vml" xmlns:o="urn:schemas-microsoft-com:office:office" xmlns:r="http://schemas.openxmlformats.org/officeDocument/2006/relationships" xmlns:v="urn:schemas-microsoft-com:vml" xmlns:w10="urn:schemas-microsoft-com:office:word" xmlns:w14="http://schemas.microsoft.com/office/word/2010/wordml" xmlns:w="http://schemas.openxmlformats.org/wordprocessingml/2006/main" xmlns:wne="http://schemas.microsoft.com/office/word/2006/wordml" xmlns:wp14="http://schemas.microsoft.com/office/word/2010/wordprocessingDrawing" xmlns:wp="http://schemas.openxmlformats.org/drawingml/2006/wordprocessingDrawing" xmlns:wpc="http://schemas.microsoft.com/office/word/2010/wordprocessingCanvas" xmlns:wpg="http://schemas.microsoft.com/office/word/2010/wordprocessingGroup" xmlns:wpi="http://schemas.microsoft.com/office/word/2010/wordprocessingInk" xmlns:wps="http://schemas.microsoft.com/office/word/2010/wordprocessingShape" mc:Ignorable="w14 wp14">
+  <w:p>
+    <w:pPr>
+      <w:pStyle w:val="Footer"/>
+    </w:pPr>
   </w:p>
 </w:ftr>
 </file>
@@ -6736,6 +7300,16 @@
     </w:p>
   </w:footnote>
 </w:footnotes>
+</file>
+
+<file path=word/header1.xml><?xml version="1.0" encoding="utf-8"?>
+<w:hdr xmlns:m="http://schemas.openxmlformats.org/officeDocument/2006/math" xmlns:mc="http://schemas.openxmlformats.org/markup-compatibility/2006" xmlns:mo="http://schemas.microsoft.com/office/mac/office/2008/main" xmlns:mv="urn:schemas-microsoft-com:mac:vml" xmlns:o="urn:schemas-microsoft-com:office:office" xmlns:r="http://schemas.openxmlformats.org/officeDocument/2006/relationships" xmlns:v="urn:schemas-microsoft-com:vml" xmlns:w10="urn:schemas-microsoft-com:office:word" xmlns:w14="http://schemas.microsoft.com/office/word/2010/wordml" xmlns:w="http://schemas.openxmlformats.org/wordprocessingml/2006/main" xmlns:wne="http://schemas.microsoft.com/office/word/2006/wordml" xmlns:wp14="http://schemas.microsoft.com/office/word/2010/wordprocessingDrawing" xmlns:wp="http://schemas.openxmlformats.org/drawingml/2006/wordprocessingDrawing" xmlns:wpc="http://schemas.microsoft.com/office/word/2010/wordprocessingCanvas" xmlns:wpg="http://schemas.microsoft.com/office/word/2010/wordprocessingGroup" xmlns:wpi="http://schemas.microsoft.com/office/word/2010/wordprocessingInk" xmlns:wps="http://schemas.microsoft.com/office/word/2010/wordprocessingShape" mc:Ignorable="w14 wp14">
+  <w:p>
+    <w:pPr>
+      <w:pStyle w:val="Header"/>
+    </w:pPr>
+  </w:p>
+</w:hdr>
 </file>
 
 <file path=word/numbering.xml><?xml version="1.0" encoding="utf-8"?>
